--- a/Sprint3/SprintPlanning-Sp3.docx
+++ b/Sprint3/SprintPlanning-Sp3.docx
@@ -258,6 +258,8 @@
       </w:r>
       <w:r>
         <w:br/>
+      </w:r>
+      <w:r>
         <w:t>afin de comprendre ma progression.</w:t>
       </w:r>
     </w:p>
@@ -299,6 +301,8 @@
       </w:r>
       <w:r>
         <w:br/>
+      </w:r>
+      <w:r>
         <w:t>afin de visualiser mon évolution.</w:t>
       </w:r>
     </w:p>
@@ -324,45 +328,30 @@
           <w:ilvl w:val="0"/>
           <w:numId w:val="19"/>
         </w:numPr>
-      </w:pPr>
-      <w:r>
+        <w:rPr/>
+      </w:pPr>
+      <w:r>
+        <w:rPr/>
         <w:t>En tant qu’utilisateur,</w:t>
       </w:r>
       <w:r>
+        <w:rPr/>
         <w:t xml:space="preserve"> </w:t>
       </w:r>
       <w:r>
+        <w:rPr/>
         <w:t>je veux pouvoir modifier ou supprimer une entrée</w:t>
       </w:r>
       <w:r>
         <w:br/>
+      </w:r>
+      <w:r>
+        <w:rPr/>
         <w:t>afin de corriger une erreur.</w:t>
-      </w:r>
-    </w:p>
-    <w:p>
-      <w:pPr>
-        <w:pStyle w:val="Paragraphedeliste"/>
-        <w:numPr>
-          <w:ilvl w:val="0"/>
-          <w:numId w:val="19"/>
-        </w:numPr>
-      </w:pPr>
-      <w:r>
-        <w:t>En tant qu’utilisateur,</w:t>
-      </w:r>
-      <w:r>
-        <w:t xml:space="preserve"> </w:t>
-      </w:r>
-      <w:r>
-        <w:t>je veux que les données soient validées</w:t>
-      </w:r>
-      <w:r>
-        <w:br/>
-        <w:t>afin d’éviter les erreurs (valeurs négatives, champs vides, etc.)</w:t>
       </w:r>
     </w:p>
     <w:sectPr>
-      <w:pgSz w:w="11906" w:h="16838"/>
+      <w:pgSz w:w="11906" w:h="16838" w:orient="portrait"/>
       <w:pgMar w:top="1417" w:right="1417" w:bottom="1417" w:left="1417" w:header="708" w:footer="708" w:gutter="0"/>
       <w:cols w:space="708"/>
       <w:docGrid w:linePitch="360"/>
@@ -389,7 +378,7 @@
         <w:ind w:left="720" w:hanging="360"/>
       </w:pPr>
       <w:rPr>
-        <w:rFonts w:ascii="Symbol" w:hAnsi="Symbol" w:hint="default"/>
+        <w:rFonts w:hint="default" w:ascii="Symbol" w:hAnsi="Symbol"/>
         <w:sz w:val="20"/>
       </w:rPr>
     </w:lvl>
@@ -405,7 +394,7 @@
         <w:ind w:left="1440" w:hanging="360"/>
       </w:pPr>
       <w:rPr>
-        <w:rFonts w:ascii="Courier New" w:hAnsi="Courier New" w:hint="default"/>
+        <w:rFonts w:hint="default" w:ascii="Courier New" w:hAnsi="Courier New"/>
         <w:sz w:val="20"/>
       </w:rPr>
     </w:lvl>
@@ -421,7 +410,7 @@
         <w:ind w:left="2160" w:hanging="360"/>
       </w:pPr>
       <w:rPr>
-        <w:rFonts w:ascii="Wingdings" w:hAnsi="Wingdings" w:hint="default"/>
+        <w:rFonts w:hint="default" w:ascii="Wingdings" w:hAnsi="Wingdings"/>
         <w:sz w:val="20"/>
       </w:rPr>
     </w:lvl>
@@ -437,7 +426,7 @@
         <w:ind w:left="2880" w:hanging="360"/>
       </w:pPr>
       <w:rPr>
-        <w:rFonts w:ascii="Wingdings" w:hAnsi="Wingdings" w:hint="default"/>
+        <w:rFonts w:hint="default" w:ascii="Wingdings" w:hAnsi="Wingdings"/>
         <w:sz w:val="20"/>
       </w:rPr>
     </w:lvl>
@@ -453,7 +442,7 @@
         <w:ind w:left="3600" w:hanging="360"/>
       </w:pPr>
       <w:rPr>
-        <w:rFonts w:ascii="Wingdings" w:hAnsi="Wingdings" w:hint="default"/>
+        <w:rFonts w:hint="default" w:ascii="Wingdings" w:hAnsi="Wingdings"/>
         <w:sz w:val="20"/>
       </w:rPr>
     </w:lvl>
@@ -469,7 +458,7 @@
         <w:ind w:left="4320" w:hanging="360"/>
       </w:pPr>
       <w:rPr>
-        <w:rFonts w:ascii="Wingdings" w:hAnsi="Wingdings" w:hint="default"/>
+        <w:rFonts w:hint="default" w:ascii="Wingdings" w:hAnsi="Wingdings"/>
         <w:sz w:val="20"/>
       </w:rPr>
     </w:lvl>
@@ -485,7 +474,7 @@
         <w:ind w:left="5040" w:hanging="360"/>
       </w:pPr>
       <w:rPr>
-        <w:rFonts w:ascii="Wingdings" w:hAnsi="Wingdings" w:hint="default"/>
+        <w:rFonts w:hint="default" w:ascii="Wingdings" w:hAnsi="Wingdings"/>
         <w:sz w:val="20"/>
       </w:rPr>
     </w:lvl>
@@ -501,7 +490,7 @@
         <w:ind w:left="5760" w:hanging="360"/>
       </w:pPr>
       <w:rPr>
-        <w:rFonts w:ascii="Wingdings" w:hAnsi="Wingdings" w:hint="default"/>
+        <w:rFonts w:hint="default" w:ascii="Wingdings" w:hAnsi="Wingdings"/>
         <w:sz w:val="20"/>
       </w:rPr>
     </w:lvl>
@@ -517,7 +506,7 @@
         <w:ind w:left="6480" w:hanging="360"/>
       </w:pPr>
       <w:rPr>
-        <w:rFonts w:ascii="Wingdings" w:hAnsi="Wingdings" w:hint="default"/>
+        <w:rFonts w:hint="default" w:ascii="Wingdings" w:hAnsi="Wingdings"/>
         <w:sz w:val="20"/>
       </w:rPr>
     </w:lvl>
@@ -538,7 +527,7 @@
         <w:ind w:left="720" w:hanging="360"/>
       </w:pPr>
       <w:rPr>
-        <w:rFonts w:ascii="Symbol" w:hAnsi="Symbol" w:hint="default"/>
+        <w:rFonts w:hint="default" w:ascii="Symbol" w:hAnsi="Symbol"/>
         <w:sz w:val="20"/>
       </w:rPr>
     </w:lvl>
@@ -554,7 +543,7 @@
         <w:ind w:left="1440" w:hanging="360"/>
       </w:pPr>
       <w:rPr>
-        <w:rFonts w:ascii="Courier New" w:hAnsi="Courier New" w:hint="default"/>
+        <w:rFonts w:hint="default" w:ascii="Courier New" w:hAnsi="Courier New"/>
         <w:sz w:val="20"/>
       </w:rPr>
     </w:lvl>
@@ -570,7 +559,7 @@
         <w:ind w:left="2160" w:hanging="360"/>
       </w:pPr>
       <w:rPr>
-        <w:rFonts w:ascii="Wingdings" w:hAnsi="Wingdings" w:hint="default"/>
+        <w:rFonts w:hint="default" w:ascii="Wingdings" w:hAnsi="Wingdings"/>
         <w:sz w:val="20"/>
       </w:rPr>
     </w:lvl>
@@ -586,7 +575,7 @@
         <w:ind w:left="2880" w:hanging="360"/>
       </w:pPr>
       <w:rPr>
-        <w:rFonts w:ascii="Wingdings" w:hAnsi="Wingdings" w:hint="default"/>
+        <w:rFonts w:hint="default" w:ascii="Wingdings" w:hAnsi="Wingdings"/>
         <w:sz w:val="20"/>
       </w:rPr>
     </w:lvl>
@@ -602,7 +591,7 @@
         <w:ind w:left="3600" w:hanging="360"/>
       </w:pPr>
       <w:rPr>
-        <w:rFonts w:ascii="Wingdings" w:hAnsi="Wingdings" w:hint="default"/>
+        <w:rFonts w:hint="default" w:ascii="Wingdings" w:hAnsi="Wingdings"/>
         <w:sz w:val="20"/>
       </w:rPr>
     </w:lvl>
@@ -618,7 +607,7 @@
         <w:ind w:left="4320" w:hanging="360"/>
       </w:pPr>
       <w:rPr>
-        <w:rFonts w:ascii="Wingdings" w:hAnsi="Wingdings" w:hint="default"/>
+        <w:rFonts w:hint="default" w:ascii="Wingdings" w:hAnsi="Wingdings"/>
         <w:sz w:val="20"/>
       </w:rPr>
     </w:lvl>
@@ -634,7 +623,7 @@
         <w:ind w:left="5040" w:hanging="360"/>
       </w:pPr>
       <w:rPr>
-        <w:rFonts w:ascii="Wingdings" w:hAnsi="Wingdings" w:hint="default"/>
+        <w:rFonts w:hint="default" w:ascii="Wingdings" w:hAnsi="Wingdings"/>
         <w:sz w:val="20"/>
       </w:rPr>
     </w:lvl>
@@ -650,7 +639,7 @@
         <w:ind w:left="5760" w:hanging="360"/>
       </w:pPr>
       <w:rPr>
-        <w:rFonts w:ascii="Wingdings" w:hAnsi="Wingdings" w:hint="default"/>
+        <w:rFonts w:hint="default" w:ascii="Wingdings" w:hAnsi="Wingdings"/>
         <w:sz w:val="20"/>
       </w:rPr>
     </w:lvl>
@@ -666,7 +655,7 @@
         <w:ind w:left="6480" w:hanging="360"/>
       </w:pPr>
       <w:rPr>
-        <w:rFonts w:ascii="Wingdings" w:hAnsi="Wingdings" w:hint="default"/>
+        <w:rFonts w:hint="default" w:ascii="Wingdings" w:hAnsi="Wingdings"/>
         <w:sz w:val="20"/>
       </w:rPr>
     </w:lvl>
@@ -687,7 +676,7 @@
         <w:ind w:left="720" w:hanging="360"/>
       </w:pPr>
       <w:rPr>
-        <w:rFonts w:ascii="Symbol" w:hAnsi="Symbol" w:hint="default"/>
+        <w:rFonts w:hint="default" w:ascii="Symbol" w:hAnsi="Symbol"/>
         <w:sz w:val="20"/>
       </w:rPr>
     </w:lvl>
@@ -703,7 +692,7 @@
         <w:ind w:left="1440" w:hanging="360"/>
       </w:pPr>
       <w:rPr>
-        <w:rFonts w:ascii="Courier New" w:hAnsi="Courier New" w:hint="default"/>
+        <w:rFonts w:hint="default" w:ascii="Courier New" w:hAnsi="Courier New"/>
         <w:sz w:val="20"/>
       </w:rPr>
     </w:lvl>
@@ -719,7 +708,7 @@
         <w:ind w:left="2160" w:hanging="360"/>
       </w:pPr>
       <w:rPr>
-        <w:rFonts w:ascii="Wingdings" w:hAnsi="Wingdings" w:hint="default"/>
+        <w:rFonts w:hint="default" w:ascii="Wingdings" w:hAnsi="Wingdings"/>
         <w:sz w:val="20"/>
       </w:rPr>
     </w:lvl>
@@ -735,7 +724,7 @@
         <w:ind w:left="2880" w:hanging="360"/>
       </w:pPr>
       <w:rPr>
-        <w:rFonts w:ascii="Wingdings" w:hAnsi="Wingdings" w:hint="default"/>
+        <w:rFonts w:hint="default" w:ascii="Wingdings" w:hAnsi="Wingdings"/>
         <w:sz w:val="20"/>
       </w:rPr>
     </w:lvl>
@@ -751,7 +740,7 @@
         <w:ind w:left="3600" w:hanging="360"/>
       </w:pPr>
       <w:rPr>
-        <w:rFonts w:ascii="Wingdings" w:hAnsi="Wingdings" w:hint="default"/>
+        <w:rFonts w:hint="default" w:ascii="Wingdings" w:hAnsi="Wingdings"/>
         <w:sz w:val="20"/>
       </w:rPr>
     </w:lvl>
@@ -767,7 +756,7 @@
         <w:ind w:left="4320" w:hanging="360"/>
       </w:pPr>
       <w:rPr>
-        <w:rFonts w:ascii="Wingdings" w:hAnsi="Wingdings" w:hint="default"/>
+        <w:rFonts w:hint="default" w:ascii="Wingdings" w:hAnsi="Wingdings"/>
         <w:sz w:val="20"/>
       </w:rPr>
     </w:lvl>
@@ -783,7 +772,7 @@
         <w:ind w:left="5040" w:hanging="360"/>
       </w:pPr>
       <w:rPr>
-        <w:rFonts w:ascii="Wingdings" w:hAnsi="Wingdings" w:hint="default"/>
+        <w:rFonts w:hint="default" w:ascii="Wingdings" w:hAnsi="Wingdings"/>
         <w:sz w:val="20"/>
       </w:rPr>
     </w:lvl>
@@ -799,7 +788,7 @@
         <w:ind w:left="5760" w:hanging="360"/>
       </w:pPr>
       <w:rPr>
-        <w:rFonts w:ascii="Wingdings" w:hAnsi="Wingdings" w:hint="default"/>
+        <w:rFonts w:hint="default" w:ascii="Wingdings" w:hAnsi="Wingdings"/>
         <w:sz w:val="20"/>
       </w:rPr>
     </w:lvl>
@@ -815,7 +804,7 @@
         <w:ind w:left="6480" w:hanging="360"/>
       </w:pPr>
       <w:rPr>
-        <w:rFonts w:ascii="Wingdings" w:hAnsi="Wingdings" w:hint="default"/>
+        <w:rFonts w:hint="default" w:ascii="Wingdings" w:hAnsi="Wingdings"/>
         <w:sz w:val="20"/>
       </w:rPr>
     </w:lvl>
@@ -836,7 +825,7 @@
         <w:ind w:left="720" w:hanging="360"/>
       </w:pPr>
       <w:rPr>
-        <w:rFonts w:ascii="Symbol" w:hAnsi="Symbol" w:hint="default"/>
+        <w:rFonts w:hint="default" w:ascii="Symbol" w:hAnsi="Symbol"/>
         <w:sz w:val="20"/>
       </w:rPr>
     </w:lvl>
@@ -852,7 +841,7 @@
         <w:ind w:left="1440" w:hanging="360"/>
       </w:pPr>
       <w:rPr>
-        <w:rFonts w:ascii="Courier New" w:hAnsi="Courier New" w:hint="default"/>
+        <w:rFonts w:hint="default" w:ascii="Courier New" w:hAnsi="Courier New"/>
         <w:sz w:val="20"/>
       </w:rPr>
     </w:lvl>
@@ -868,7 +857,7 @@
         <w:ind w:left="2160" w:hanging="360"/>
       </w:pPr>
       <w:rPr>
-        <w:rFonts w:ascii="Wingdings" w:hAnsi="Wingdings" w:hint="default"/>
+        <w:rFonts w:hint="default" w:ascii="Wingdings" w:hAnsi="Wingdings"/>
         <w:sz w:val="20"/>
       </w:rPr>
     </w:lvl>
@@ -884,7 +873,7 @@
         <w:ind w:left="2880" w:hanging="360"/>
       </w:pPr>
       <w:rPr>
-        <w:rFonts w:ascii="Wingdings" w:hAnsi="Wingdings" w:hint="default"/>
+        <w:rFonts w:hint="default" w:ascii="Wingdings" w:hAnsi="Wingdings"/>
         <w:sz w:val="20"/>
       </w:rPr>
     </w:lvl>
@@ -900,7 +889,7 @@
         <w:ind w:left="3600" w:hanging="360"/>
       </w:pPr>
       <w:rPr>
-        <w:rFonts w:ascii="Wingdings" w:hAnsi="Wingdings" w:hint="default"/>
+        <w:rFonts w:hint="default" w:ascii="Wingdings" w:hAnsi="Wingdings"/>
         <w:sz w:val="20"/>
       </w:rPr>
     </w:lvl>
@@ -916,7 +905,7 @@
         <w:ind w:left="4320" w:hanging="360"/>
       </w:pPr>
       <w:rPr>
-        <w:rFonts w:ascii="Wingdings" w:hAnsi="Wingdings" w:hint="default"/>
+        <w:rFonts w:hint="default" w:ascii="Wingdings" w:hAnsi="Wingdings"/>
         <w:sz w:val="20"/>
       </w:rPr>
     </w:lvl>
@@ -932,7 +921,7 @@
         <w:ind w:left="5040" w:hanging="360"/>
       </w:pPr>
       <w:rPr>
-        <w:rFonts w:ascii="Wingdings" w:hAnsi="Wingdings" w:hint="default"/>
+        <w:rFonts w:hint="default" w:ascii="Wingdings" w:hAnsi="Wingdings"/>
         <w:sz w:val="20"/>
       </w:rPr>
     </w:lvl>
@@ -948,7 +937,7 @@
         <w:ind w:left="5760" w:hanging="360"/>
       </w:pPr>
       <w:rPr>
-        <w:rFonts w:ascii="Wingdings" w:hAnsi="Wingdings" w:hint="default"/>
+        <w:rFonts w:hint="default" w:ascii="Wingdings" w:hAnsi="Wingdings"/>
         <w:sz w:val="20"/>
       </w:rPr>
     </w:lvl>
@@ -964,7 +953,7 @@
         <w:ind w:left="6480" w:hanging="360"/>
       </w:pPr>
       <w:rPr>
-        <w:rFonts w:ascii="Wingdings" w:hAnsi="Wingdings" w:hint="default"/>
+        <w:rFonts w:hint="default" w:ascii="Wingdings" w:hAnsi="Wingdings"/>
         <w:sz w:val="20"/>
       </w:rPr>
     </w:lvl>
@@ -985,7 +974,7 @@
         <w:ind w:left="720" w:hanging="360"/>
       </w:pPr>
       <w:rPr>
-        <w:rFonts w:ascii="Symbol" w:hAnsi="Symbol" w:hint="default"/>
+        <w:rFonts w:hint="default" w:ascii="Symbol" w:hAnsi="Symbol"/>
         <w:sz w:val="20"/>
       </w:rPr>
     </w:lvl>
@@ -1001,7 +990,7 @@
         <w:ind w:left="1440" w:hanging="360"/>
       </w:pPr>
       <w:rPr>
-        <w:rFonts w:ascii="Courier New" w:hAnsi="Courier New" w:hint="default"/>
+        <w:rFonts w:hint="default" w:ascii="Courier New" w:hAnsi="Courier New"/>
         <w:sz w:val="20"/>
       </w:rPr>
     </w:lvl>
@@ -1017,7 +1006,7 @@
         <w:ind w:left="2160" w:hanging="360"/>
       </w:pPr>
       <w:rPr>
-        <w:rFonts w:ascii="Wingdings" w:hAnsi="Wingdings" w:hint="default"/>
+        <w:rFonts w:hint="default" w:ascii="Wingdings" w:hAnsi="Wingdings"/>
         <w:sz w:val="20"/>
       </w:rPr>
     </w:lvl>
@@ -1033,7 +1022,7 @@
         <w:ind w:left="2880" w:hanging="360"/>
       </w:pPr>
       <w:rPr>
-        <w:rFonts w:ascii="Wingdings" w:hAnsi="Wingdings" w:hint="default"/>
+        <w:rFonts w:hint="default" w:ascii="Wingdings" w:hAnsi="Wingdings"/>
         <w:sz w:val="20"/>
       </w:rPr>
     </w:lvl>
@@ -1049,7 +1038,7 @@
         <w:ind w:left="3600" w:hanging="360"/>
       </w:pPr>
       <w:rPr>
-        <w:rFonts w:ascii="Wingdings" w:hAnsi="Wingdings" w:hint="default"/>
+        <w:rFonts w:hint="default" w:ascii="Wingdings" w:hAnsi="Wingdings"/>
         <w:sz w:val="20"/>
       </w:rPr>
     </w:lvl>
@@ -1065,7 +1054,7 @@
         <w:ind w:left="4320" w:hanging="360"/>
       </w:pPr>
       <w:rPr>
-        <w:rFonts w:ascii="Wingdings" w:hAnsi="Wingdings" w:hint="default"/>
+        <w:rFonts w:hint="default" w:ascii="Wingdings" w:hAnsi="Wingdings"/>
         <w:sz w:val="20"/>
       </w:rPr>
     </w:lvl>
@@ -1081,7 +1070,7 @@
         <w:ind w:left="5040" w:hanging="360"/>
       </w:pPr>
       <w:rPr>
-        <w:rFonts w:ascii="Wingdings" w:hAnsi="Wingdings" w:hint="default"/>
+        <w:rFonts w:hint="default" w:ascii="Wingdings" w:hAnsi="Wingdings"/>
         <w:sz w:val="20"/>
       </w:rPr>
     </w:lvl>
@@ -1097,7 +1086,7 @@
         <w:ind w:left="5760" w:hanging="360"/>
       </w:pPr>
       <w:rPr>
-        <w:rFonts w:ascii="Wingdings" w:hAnsi="Wingdings" w:hint="default"/>
+        <w:rFonts w:hint="default" w:ascii="Wingdings" w:hAnsi="Wingdings"/>
         <w:sz w:val="20"/>
       </w:rPr>
     </w:lvl>
@@ -1113,7 +1102,7 @@
         <w:ind w:left="6480" w:hanging="360"/>
       </w:pPr>
       <w:rPr>
-        <w:rFonts w:ascii="Wingdings" w:hAnsi="Wingdings" w:hint="default"/>
+        <w:rFonts w:hint="default" w:ascii="Wingdings" w:hAnsi="Wingdings"/>
         <w:sz w:val="20"/>
       </w:rPr>
     </w:lvl>
@@ -1134,7 +1123,7 @@
         <w:ind w:left="720" w:hanging="360"/>
       </w:pPr>
       <w:rPr>
-        <w:rFonts w:ascii="Symbol" w:hAnsi="Symbol" w:hint="default"/>
+        <w:rFonts w:hint="default" w:ascii="Symbol" w:hAnsi="Symbol"/>
         <w:sz w:val="20"/>
       </w:rPr>
     </w:lvl>
@@ -1150,7 +1139,7 @@
         <w:ind w:left="1440" w:hanging="360"/>
       </w:pPr>
       <w:rPr>
-        <w:rFonts w:ascii="Courier New" w:hAnsi="Courier New" w:hint="default"/>
+        <w:rFonts w:hint="default" w:ascii="Courier New" w:hAnsi="Courier New"/>
         <w:sz w:val="20"/>
       </w:rPr>
     </w:lvl>
@@ -1166,7 +1155,7 @@
         <w:ind w:left="2160" w:hanging="360"/>
       </w:pPr>
       <w:rPr>
-        <w:rFonts w:ascii="Wingdings" w:hAnsi="Wingdings" w:hint="default"/>
+        <w:rFonts w:hint="default" w:ascii="Wingdings" w:hAnsi="Wingdings"/>
         <w:sz w:val="20"/>
       </w:rPr>
     </w:lvl>
@@ -1182,7 +1171,7 @@
         <w:ind w:left="2880" w:hanging="360"/>
       </w:pPr>
       <w:rPr>
-        <w:rFonts w:ascii="Wingdings" w:hAnsi="Wingdings" w:hint="default"/>
+        <w:rFonts w:hint="default" w:ascii="Wingdings" w:hAnsi="Wingdings"/>
         <w:sz w:val="20"/>
       </w:rPr>
     </w:lvl>
@@ -1198,7 +1187,7 @@
         <w:ind w:left="3600" w:hanging="360"/>
       </w:pPr>
       <w:rPr>
-        <w:rFonts w:ascii="Wingdings" w:hAnsi="Wingdings" w:hint="default"/>
+        <w:rFonts w:hint="default" w:ascii="Wingdings" w:hAnsi="Wingdings"/>
         <w:sz w:val="20"/>
       </w:rPr>
     </w:lvl>
@@ -1214,7 +1203,7 @@
         <w:ind w:left="4320" w:hanging="360"/>
       </w:pPr>
       <w:rPr>
-        <w:rFonts w:ascii="Wingdings" w:hAnsi="Wingdings" w:hint="default"/>
+        <w:rFonts w:hint="default" w:ascii="Wingdings" w:hAnsi="Wingdings"/>
         <w:sz w:val="20"/>
       </w:rPr>
     </w:lvl>
@@ -1230,7 +1219,7 @@
         <w:ind w:left="5040" w:hanging="360"/>
       </w:pPr>
       <w:rPr>
-        <w:rFonts w:ascii="Wingdings" w:hAnsi="Wingdings" w:hint="default"/>
+        <w:rFonts w:hint="default" w:ascii="Wingdings" w:hAnsi="Wingdings"/>
         <w:sz w:val="20"/>
       </w:rPr>
     </w:lvl>
@@ -1246,7 +1235,7 @@
         <w:ind w:left="5760" w:hanging="360"/>
       </w:pPr>
       <w:rPr>
-        <w:rFonts w:ascii="Wingdings" w:hAnsi="Wingdings" w:hint="default"/>
+        <w:rFonts w:hint="default" w:ascii="Wingdings" w:hAnsi="Wingdings"/>
         <w:sz w:val="20"/>
       </w:rPr>
     </w:lvl>
@@ -1262,7 +1251,7 @@
         <w:ind w:left="6480" w:hanging="360"/>
       </w:pPr>
       <w:rPr>
-        <w:rFonts w:ascii="Wingdings" w:hAnsi="Wingdings" w:hint="default"/>
+        <w:rFonts w:hint="default" w:ascii="Wingdings" w:hAnsi="Wingdings"/>
         <w:sz w:val="20"/>
       </w:rPr>
     </w:lvl>
@@ -1283,7 +1272,7 @@
         <w:ind w:left="720" w:hanging="360"/>
       </w:pPr>
       <w:rPr>
-        <w:rFonts w:ascii="Symbol" w:hAnsi="Symbol" w:hint="default"/>
+        <w:rFonts w:hint="default" w:ascii="Symbol" w:hAnsi="Symbol"/>
         <w:sz w:val="20"/>
       </w:rPr>
     </w:lvl>
@@ -1299,7 +1288,7 @@
         <w:ind w:left="1440" w:hanging="360"/>
       </w:pPr>
       <w:rPr>
-        <w:rFonts w:ascii="Courier New" w:hAnsi="Courier New" w:hint="default"/>
+        <w:rFonts w:hint="default" w:ascii="Courier New" w:hAnsi="Courier New"/>
         <w:sz w:val="20"/>
       </w:rPr>
     </w:lvl>
@@ -1315,7 +1304,7 @@
         <w:ind w:left="2160" w:hanging="360"/>
       </w:pPr>
       <w:rPr>
-        <w:rFonts w:ascii="Wingdings" w:hAnsi="Wingdings" w:hint="default"/>
+        <w:rFonts w:hint="default" w:ascii="Wingdings" w:hAnsi="Wingdings"/>
         <w:sz w:val="20"/>
       </w:rPr>
     </w:lvl>
@@ -1331,7 +1320,7 @@
         <w:ind w:left="2880" w:hanging="360"/>
       </w:pPr>
       <w:rPr>
-        <w:rFonts w:ascii="Wingdings" w:hAnsi="Wingdings" w:hint="default"/>
+        <w:rFonts w:hint="default" w:ascii="Wingdings" w:hAnsi="Wingdings"/>
         <w:sz w:val="20"/>
       </w:rPr>
     </w:lvl>
@@ -1347,7 +1336,7 @@
         <w:ind w:left="3600" w:hanging="360"/>
       </w:pPr>
       <w:rPr>
-        <w:rFonts w:ascii="Wingdings" w:hAnsi="Wingdings" w:hint="default"/>
+        <w:rFonts w:hint="default" w:ascii="Wingdings" w:hAnsi="Wingdings"/>
         <w:sz w:val="20"/>
       </w:rPr>
     </w:lvl>
@@ -1363,7 +1352,7 @@
         <w:ind w:left="4320" w:hanging="360"/>
       </w:pPr>
       <w:rPr>
-        <w:rFonts w:ascii="Wingdings" w:hAnsi="Wingdings" w:hint="default"/>
+        <w:rFonts w:hint="default" w:ascii="Wingdings" w:hAnsi="Wingdings"/>
         <w:sz w:val="20"/>
       </w:rPr>
     </w:lvl>
@@ -1379,7 +1368,7 @@
         <w:ind w:left="5040" w:hanging="360"/>
       </w:pPr>
       <w:rPr>
-        <w:rFonts w:ascii="Wingdings" w:hAnsi="Wingdings" w:hint="default"/>
+        <w:rFonts w:hint="default" w:ascii="Wingdings" w:hAnsi="Wingdings"/>
         <w:sz w:val="20"/>
       </w:rPr>
     </w:lvl>
@@ -1395,7 +1384,7 @@
         <w:ind w:left="5760" w:hanging="360"/>
       </w:pPr>
       <w:rPr>
-        <w:rFonts w:ascii="Wingdings" w:hAnsi="Wingdings" w:hint="default"/>
+        <w:rFonts w:hint="default" w:ascii="Wingdings" w:hAnsi="Wingdings"/>
         <w:sz w:val="20"/>
       </w:rPr>
     </w:lvl>
@@ -1411,7 +1400,7 @@
         <w:ind w:left="6480" w:hanging="360"/>
       </w:pPr>
       <w:rPr>
-        <w:rFonts w:ascii="Wingdings" w:hAnsi="Wingdings" w:hint="default"/>
+        <w:rFonts w:hint="default" w:ascii="Wingdings" w:hAnsi="Wingdings"/>
         <w:sz w:val="20"/>
       </w:rPr>
     </w:lvl>
@@ -1432,7 +1421,7 @@
         <w:ind w:left="720" w:hanging="360"/>
       </w:pPr>
       <w:rPr>
-        <w:rFonts w:ascii="Symbol" w:hAnsi="Symbol" w:hint="default"/>
+        <w:rFonts w:hint="default" w:ascii="Symbol" w:hAnsi="Symbol"/>
         <w:sz w:val="20"/>
       </w:rPr>
     </w:lvl>
@@ -1448,7 +1437,7 @@
         <w:ind w:left="1440" w:hanging="360"/>
       </w:pPr>
       <w:rPr>
-        <w:rFonts w:ascii="Courier New" w:hAnsi="Courier New" w:hint="default"/>
+        <w:rFonts w:hint="default" w:ascii="Courier New" w:hAnsi="Courier New"/>
         <w:sz w:val="20"/>
       </w:rPr>
     </w:lvl>
@@ -1464,7 +1453,7 @@
         <w:ind w:left="2160" w:hanging="360"/>
       </w:pPr>
       <w:rPr>
-        <w:rFonts w:ascii="Wingdings" w:hAnsi="Wingdings" w:hint="default"/>
+        <w:rFonts w:hint="default" w:ascii="Wingdings" w:hAnsi="Wingdings"/>
         <w:sz w:val="20"/>
       </w:rPr>
     </w:lvl>
@@ -1480,7 +1469,7 @@
         <w:ind w:left="2880" w:hanging="360"/>
       </w:pPr>
       <w:rPr>
-        <w:rFonts w:ascii="Wingdings" w:hAnsi="Wingdings" w:hint="default"/>
+        <w:rFonts w:hint="default" w:ascii="Wingdings" w:hAnsi="Wingdings"/>
         <w:sz w:val="20"/>
       </w:rPr>
     </w:lvl>
@@ -1496,7 +1485,7 @@
         <w:ind w:left="3600" w:hanging="360"/>
       </w:pPr>
       <w:rPr>
-        <w:rFonts w:ascii="Wingdings" w:hAnsi="Wingdings" w:hint="default"/>
+        <w:rFonts w:hint="default" w:ascii="Wingdings" w:hAnsi="Wingdings"/>
         <w:sz w:val="20"/>
       </w:rPr>
     </w:lvl>
@@ -1512,7 +1501,7 @@
         <w:ind w:left="4320" w:hanging="360"/>
       </w:pPr>
       <w:rPr>
-        <w:rFonts w:ascii="Wingdings" w:hAnsi="Wingdings" w:hint="default"/>
+        <w:rFonts w:hint="default" w:ascii="Wingdings" w:hAnsi="Wingdings"/>
         <w:sz w:val="20"/>
       </w:rPr>
     </w:lvl>
@@ -1528,7 +1517,7 @@
         <w:ind w:left="5040" w:hanging="360"/>
       </w:pPr>
       <w:rPr>
-        <w:rFonts w:ascii="Wingdings" w:hAnsi="Wingdings" w:hint="default"/>
+        <w:rFonts w:hint="default" w:ascii="Wingdings" w:hAnsi="Wingdings"/>
         <w:sz w:val="20"/>
       </w:rPr>
     </w:lvl>
@@ -1544,7 +1533,7 @@
         <w:ind w:left="5760" w:hanging="360"/>
       </w:pPr>
       <w:rPr>
-        <w:rFonts w:ascii="Wingdings" w:hAnsi="Wingdings" w:hint="default"/>
+        <w:rFonts w:hint="default" w:ascii="Wingdings" w:hAnsi="Wingdings"/>
         <w:sz w:val="20"/>
       </w:rPr>
     </w:lvl>
@@ -1560,7 +1549,7 @@
         <w:ind w:left="6480" w:hanging="360"/>
       </w:pPr>
       <w:rPr>
-        <w:rFonts w:ascii="Wingdings" w:hAnsi="Wingdings" w:hint="default"/>
+        <w:rFonts w:hint="default" w:ascii="Wingdings" w:hAnsi="Wingdings"/>
         <w:sz w:val="20"/>
       </w:rPr>
     </w:lvl>
@@ -1581,7 +1570,7 @@
         <w:ind w:left="720" w:hanging="360"/>
       </w:pPr>
       <w:rPr>
-        <w:rFonts w:ascii="Symbol" w:hAnsi="Symbol" w:hint="default"/>
+        <w:rFonts w:hint="default" w:ascii="Symbol" w:hAnsi="Symbol"/>
         <w:sz w:val="20"/>
       </w:rPr>
     </w:lvl>
@@ -1597,7 +1586,7 @@
         <w:ind w:left="1440" w:hanging="360"/>
       </w:pPr>
       <w:rPr>
-        <w:rFonts w:ascii="Courier New" w:hAnsi="Courier New" w:hint="default"/>
+        <w:rFonts w:hint="default" w:ascii="Courier New" w:hAnsi="Courier New"/>
         <w:sz w:val="20"/>
       </w:rPr>
     </w:lvl>
@@ -1613,7 +1602,7 @@
         <w:ind w:left="2160" w:hanging="360"/>
       </w:pPr>
       <w:rPr>
-        <w:rFonts w:ascii="Wingdings" w:hAnsi="Wingdings" w:hint="default"/>
+        <w:rFonts w:hint="default" w:ascii="Wingdings" w:hAnsi="Wingdings"/>
         <w:sz w:val="20"/>
       </w:rPr>
     </w:lvl>
@@ -1629,7 +1618,7 @@
         <w:ind w:left="2880" w:hanging="360"/>
       </w:pPr>
       <w:rPr>
-        <w:rFonts w:ascii="Wingdings" w:hAnsi="Wingdings" w:hint="default"/>
+        <w:rFonts w:hint="default" w:ascii="Wingdings" w:hAnsi="Wingdings"/>
         <w:sz w:val="20"/>
       </w:rPr>
     </w:lvl>
@@ -1645,7 +1634,7 @@
         <w:ind w:left="3600" w:hanging="360"/>
       </w:pPr>
       <w:rPr>
-        <w:rFonts w:ascii="Wingdings" w:hAnsi="Wingdings" w:hint="default"/>
+        <w:rFonts w:hint="default" w:ascii="Wingdings" w:hAnsi="Wingdings"/>
         <w:sz w:val="20"/>
       </w:rPr>
     </w:lvl>
@@ -1661,7 +1650,7 @@
         <w:ind w:left="4320" w:hanging="360"/>
       </w:pPr>
       <w:rPr>
-        <w:rFonts w:ascii="Wingdings" w:hAnsi="Wingdings" w:hint="default"/>
+        <w:rFonts w:hint="default" w:ascii="Wingdings" w:hAnsi="Wingdings"/>
         <w:sz w:val="20"/>
       </w:rPr>
     </w:lvl>
@@ -1677,7 +1666,7 @@
         <w:ind w:left="5040" w:hanging="360"/>
       </w:pPr>
       <w:rPr>
-        <w:rFonts w:ascii="Wingdings" w:hAnsi="Wingdings" w:hint="default"/>
+        <w:rFonts w:hint="default" w:ascii="Wingdings" w:hAnsi="Wingdings"/>
         <w:sz w:val="20"/>
       </w:rPr>
     </w:lvl>
@@ -1693,7 +1682,7 @@
         <w:ind w:left="5760" w:hanging="360"/>
       </w:pPr>
       <w:rPr>
-        <w:rFonts w:ascii="Wingdings" w:hAnsi="Wingdings" w:hint="default"/>
+        <w:rFonts w:hint="default" w:ascii="Wingdings" w:hAnsi="Wingdings"/>
         <w:sz w:val="20"/>
       </w:rPr>
     </w:lvl>
@@ -1709,7 +1698,7 @@
         <w:ind w:left="6480" w:hanging="360"/>
       </w:pPr>
       <w:rPr>
-        <w:rFonts w:ascii="Wingdings" w:hAnsi="Wingdings" w:hint="default"/>
+        <w:rFonts w:hint="default" w:ascii="Wingdings" w:hAnsi="Wingdings"/>
         <w:sz w:val="20"/>
       </w:rPr>
     </w:lvl>
@@ -1730,7 +1719,7 @@
         <w:ind w:left="720" w:hanging="360"/>
       </w:pPr>
       <w:rPr>
-        <w:rFonts w:ascii="Symbol" w:hAnsi="Symbol" w:hint="default"/>
+        <w:rFonts w:hint="default" w:ascii="Symbol" w:hAnsi="Symbol"/>
         <w:sz w:val="20"/>
       </w:rPr>
     </w:lvl>
@@ -1746,7 +1735,7 @@
         <w:ind w:left="1440" w:hanging="360"/>
       </w:pPr>
       <w:rPr>
-        <w:rFonts w:ascii="Courier New" w:hAnsi="Courier New" w:hint="default"/>
+        <w:rFonts w:hint="default" w:ascii="Courier New" w:hAnsi="Courier New"/>
         <w:sz w:val="20"/>
       </w:rPr>
     </w:lvl>
@@ -1762,7 +1751,7 @@
         <w:ind w:left="2160" w:hanging="360"/>
       </w:pPr>
       <w:rPr>
-        <w:rFonts w:ascii="Wingdings" w:hAnsi="Wingdings" w:hint="default"/>
+        <w:rFonts w:hint="default" w:ascii="Wingdings" w:hAnsi="Wingdings"/>
         <w:sz w:val="20"/>
       </w:rPr>
     </w:lvl>
@@ -1778,7 +1767,7 @@
         <w:ind w:left="2880" w:hanging="360"/>
       </w:pPr>
       <w:rPr>
-        <w:rFonts w:ascii="Wingdings" w:hAnsi="Wingdings" w:hint="default"/>
+        <w:rFonts w:hint="default" w:ascii="Wingdings" w:hAnsi="Wingdings"/>
         <w:sz w:val="20"/>
       </w:rPr>
     </w:lvl>
@@ -1794,7 +1783,7 @@
         <w:ind w:left="3600" w:hanging="360"/>
       </w:pPr>
       <w:rPr>
-        <w:rFonts w:ascii="Wingdings" w:hAnsi="Wingdings" w:hint="default"/>
+        <w:rFonts w:hint="default" w:ascii="Wingdings" w:hAnsi="Wingdings"/>
         <w:sz w:val="20"/>
       </w:rPr>
     </w:lvl>
@@ -1810,7 +1799,7 @@
         <w:ind w:left="4320" w:hanging="360"/>
       </w:pPr>
       <w:rPr>
-        <w:rFonts w:ascii="Wingdings" w:hAnsi="Wingdings" w:hint="default"/>
+        <w:rFonts w:hint="default" w:ascii="Wingdings" w:hAnsi="Wingdings"/>
         <w:sz w:val="20"/>
       </w:rPr>
     </w:lvl>
@@ -1826,7 +1815,7 @@
         <w:ind w:left="5040" w:hanging="360"/>
       </w:pPr>
       <w:rPr>
-        <w:rFonts w:ascii="Wingdings" w:hAnsi="Wingdings" w:hint="default"/>
+        <w:rFonts w:hint="default" w:ascii="Wingdings" w:hAnsi="Wingdings"/>
         <w:sz w:val="20"/>
       </w:rPr>
     </w:lvl>
@@ -1842,7 +1831,7 @@
         <w:ind w:left="5760" w:hanging="360"/>
       </w:pPr>
       <w:rPr>
-        <w:rFonts w:ascii="Wingdings" w:hAnsi="Wingdings" w:hint="default"/>
+        <w:rFonts w:hint="default" w:ascii="Wingdings" w:hAnsi="Wingdings"/>
         <w:sz w:val="20"/>
       </w:rPr>
     </w:lvl>
@@ -1858,7 +1847,7 @@
         <w:ind w:left="6480" w:hanging="360"/>
       </w:pPr>
       <w:rPr>
-        <w:rFonts w:ascii="Wingdings" w:hAnsi="Wingdings" w:hint="default"/>
+        <w:rFonts w:hint="default" w:ascii="Wingdings" w:hAnsi="Wingdings"/>
         <w:sz w:val="20"/>
       </w:rPr>
     </w:lvl>
@@ -1879,7 +1868,7 @@
         <w:ind w:left="720" w:hanging="360"/>
       </w:pPr>
       <w:rPr>
-        <w:rFonts w:ascii="Symbol" w:hAnsi="Symbol" w:hint="default"/>
+        <w:rFonts w:hint="default" w:ascii="Symbol" w:hAnsi="Symbol"/>
         <w:sz w:val="20"/>
       </w:rPr>
     </w:lvl>
@@ -1895,7 +1884,7 @@
         <w:ind w:left="1440" w:hanging="360"/>
       </w:pPr>
       <w:rPr>
-        <w:rFonts w:ascii="Courier New" w:hAnsi="Courier New" w:hint="default"/>
+        <w:rFonts w:hint="default" w:ascii="Courier New" w:hAnsi="Courier New"/>
         <w:sz w:val="20"/>
       </w:rPr>
     </w:lvl>
@@ -1911,7 +1900,7 @@
         <w:ind w:left="2160" w:hanging="360"/>
       </w:pPr>
       <w:rPr>
-        <w:rFonts w:ascii="Wingdings" w:hAnsi="Wingdings" w:hint="default"/>
+        <w:rFonts w:hint="default" w:ascii="Wingdings" w:hAnsi="Wingdings"/>
         <w:sz w:val="20"/>
       </w:rPr>
     </w:lvl>
@@ -1927,7 +1916,7 @@
         <w:ind w:left="2880" w:hanging="360"/>
       </w:pPr>
       <w:rPr>
-        <w:rFonts w:ascii="Wingdings" w:hAnsi="Wingdings" w:hint="default"/>
+        <w:rFonts w:hint="default" w:ascii="Wingdings" w:hAnsi="Wingdings"/>
         <w:sz w:val="20"/>
       </w:rPr>
     </w:lvl>
@@ -1943,7 +1932,7 @@
         <w:ind w:left="3600" w:hanging="360"/>
       </w:pPr>
       <w:rPr>
-        <w:rFonts w:ascii="Wingdings" w:hAnsi="Wingdings" w:hint="default"/>
+        <w:rFonts w:hint="default" w:ascii="Wingdings" w:hAnsi="Wingdings"/>
         <w:sz w:val="20"/>
       </w:rPr>
     </w:lvl>
@@ -1959,7 +1948,7 @@
         <w:ind w:left="4320" w:hanging="360"/>
       </w:pPr>
       <w:rPr>
-        <w:rFonts w:ascii="Wingdings" w:hAnsi="Wingdings" w:hint="default"/>
+        <w:rFonts w:hint="default" w:ascii="Wingdings" w:hAnsi="Wingdings"/>
         <w:sz w:val="20"/>
       </w:rPr>
     </w:lvl>
@@ -1975,7 +1964,7 @@
         <w:ind w:left="5040" w:hanging="360"/>
       </w:pPr>
       <w:rPr>
-        <w:rFonts w:ascii="Wingdings" w:hAnsi="Wingdings" w:hint="default"/>
+        <w:rFonts w:hint="default" w:ascii="Wingdings" w:hAnsi="Wingdings"/>
         <w:sz w:val="20"/>
       </w:rPr>
     </w:lvl>
@@ -1991,7 +1980,7 @@
         <w:ind w:left="5760" w:hanging="360"/>
       </w:pPr>
       <w:rPr>
-        <w:rFonts w:ascii="Wingdings" w:hAnsi="Wingdings" w:hint="default"/>
+        <w:rFonts w:hint="default" w:ascii="Wingdings" w:hAnsi="Wingdings"/>
         <w:sz w:val="20"/>
       </w:rPr>
     </w:lvl>
@@ -2007,7 +1996,7 @@
         <w:ind w:left="6480" w:hanging="360"/>
       </w:pPr>
       <w:rPr>
-        <w:rFonts w:ascii="Wingdings" w:hAnsi="Wingdings" w:hint="default"/>
+        <w:rFonts w:hint="default" w:ascii="Wingdings" w:hAnsi="Wingdings"/>
         <w:sz w:val="20"/>
       </w:rPr>
     </w:lvl>
@@ -2028,7 +2017,7 @@
         <w:ind w:left="720" w:hanging="360"/>
       </w:pPr>
       <w:rPr>
-        <w:rFonts w:ascii="Symbol" w:hAnsi="Symbol" w:hint="default"/>
+        <w:rFonts w:hint="default" w:ascii="Symbol" w:hAnsi="Symbol"/>
         <w:sz w:val="20"/>
       </w:rPr>
     </w:lvl>
@@ -2044,7 +2033,7 @@
         <w:ind w:left="1440" w:hanging="360"/>
       </w:pPr>
       <w:rPr>
-        <w:rFonts w:ascii="Courier New" w:hAnsi="Courier New" w:hint="default"/>
+        <w:rFonts w:hint="default" w:ascii="Courier New" w:hAnsi="Courier New"/>
         <w:sz w:val="20"/>
       </w:rPr>
     </w:lvl>
@@ -2060,7 +2049,7 @@
         <w:ind w:left="2160" w:hanging="360"/>
       </w:pPr>
       <w:rPr>
-        <w:rFonts w:ascii="Wingdings" w:hAnsi="Wingdings" w:hint="default"/>
+        <w:rFonts w:hint="default" w:ascii="Wingdings" w:hAnsi="Wingdings"/>
         <w:sz w:val="20"/>
       </w:rPr>
     </w:lvl>
@@ -2076,7 +2065,7 @@
         <w:ind w:left="2880" w:hanging="360"/>
       </w:pPr>
       <w:rPr>
-        <w:rFonts w:ascii="Wingdings" w:hAnsi="Wingdings" w:hint="default"/>
+        <w:rFonts w:hint="default" w:ascii="Wingdings" w:hAnsi="Wingdings"/>
         <w:sz w:val="20"/>
       </w:rPr>
     </w:lvl>
@@ -2092,7 +2081,7 @@
         <w:ind w:left="3600" w:hanging="360"/>
       </w:pPr>
       <w:rPr>
-        <w:rFonts w:ascii="Wingdings" w:hAnsi="Wingdings" w:hint="default"/>
+        <w:rFonts w:hint="default" w:ascii="Wingdings" w:hAnsi="Wingdings"/>
         <w:sz w:val="20"/>
       </w:rPr>
     </w:lvl>
@@ -2108,7 +2097,7 @@
         <w:ind w:left="4320" w:hanging="360"/>
       </w:pPr>
       <w:rPr>
-        <w:rFonts w:ascii="Wingdings" w:hAnsi="Wingdings" w:hint="default"/>
+        <w:rFonts w:hint="default" w:ascii="Wingdings" w:hAnsi="Wingdings"/>
         <w:sz w:val="20"/>
       </w:rPr>
     </w:lvl>
@@ -2124,7 +2113,7 @@
         <w:ind w:left="5040" w:hanging="360"/>
       </w:pPr>
       <w:rPr>
-        <w:rFonts w:ascii="Wingdings" w:hAnsi="Wingdings" w:hint="default"/>
+        <w:rFonts w:hint="default" w:ascii="Wingdings" w:hAnsi="Wingdings"/>
         <w:sz w:val="20"/>
       </w:rPr>
     </w:lvl>
@@ -2140,7 +2129,7 @@
         <w:ind w:left="5760" w:hanging="360"/>
       </w:pPr>
       <w:rPr>
-        <w:rFonts w:ascii="Wingdings" w:hAnsi="Wingdings" w:hint="default"/>
+        <w:rFonts w:hint="default" w:ascii="Wingdings" w:hAnsi="Wingdings"/>
         <w:sz w:val="20"/>
       </w:rPr>
     </w:lvl>
@@ -2156,7 +2145,7 @@
         <w:ind w:left="6480" w:hanging="360"/>
       </w:pPr>
       <w:rPr>
-        <w:rFonts w:ascii="Wingdings" w:hAnsi="Wingdings" w:hint="default"/>
+        <w:rFonts w:hint="default" w:ascii="Wingdings" w:hAnsi="Wingdings"/>
         <w:sz w:val="20"/>
       </w:rPr>
     </w:lvl>
@@ -2177,7 +2166,7 @@
         <w:ind w:left="720" w:hanging="360"/>
       </w:pPr>
       <w:rPr>
-        <w:rFonts w:ascii="Symbol" w:hAnsi="Symbol" w:hint="default"/>
+        <w:rFonts w:hint="default" w:ascii="Symbol" w:hAnsi="Symbol"/>
         <w:sz w:val="20"/>
       </w:rPr>
     </w:lvl>
@@ -2193,7 +2182,7 @@
         <w:ind w:left="1440" w:hanging="360"/>
       </w:pPr>
       <w:rPr>
-        <w:rFonts w:ascii="Courier New" w:hAnsi="Courier New" w:hint="default"/>
+        <w:rFonts w:hint="default" w:ascii="Courier New" w:hAnsi="Courier New"/>
         <w:sz w:val="20"/>
       </w:rPr>
     </w:lvl>
@@ -2209,7 +2198,7 @@
         <w:ind w:left="2160" w:hanging="360"/>
       </w:pPr>
       <w:rPr>
-        <w:rFonts w:ascii="Wingdings" w:hAnsi="Wingdings" w:hint="default"/>
+        <w:rFonts w:hint="default" w:ascii="Wingdings" w:hAnsi="Wingdings"/>
         <w:sz w:val="20"/>
       </w:rPr>
     </w:lvl>
@@ -2225,7 +2214,7 @@
         <w:ind w:left="2880" w:hanging="360"/>
       </w:pPr>
       <w:rPr>
-        <w:rFonts w:ascii="Wingdings" w:hAnsi="Wingdings" w:hint="default"/>
+        <w:rFonts w:hint="default" w:ascii="Wingdings" w:hAnsi="Wingdings"/>
         <w:sz w:val="20"/>
       </w:rPr>
     </w:lvl>
@@ -2241,7 +2230,7 @@
         <w:ind w:left="3600" w:hanging="360"/>
       </w:pPr>
       <w:rPr>
-        <w:rFonts w:ascii="Wingdings" w:hAnsi="Wingdings" w:hint="default"/>
+        <w:rFonts w:hint="default" w:ascii="Wingdings" w:hAnsi="Wingdings"/>
         <w:sz w:val="20"/>
       </w:rPr>
     </w:lvl>
@@ -2257,7 +2246,7 @@
         <w:ind w:left="4320" w:hanging="360"/>
       </w:pPr>
       <w:rPr>
-        <w:rFonts w:ascii="Wingdings" w:hAnsi="Wingdings" w:hint="default"/>
+        <w:rFonts w:hint="default" w:ascii="Wingdings" w:hAnsi="Wingdings"/>
         <w:sz w:val="20"/>
       </w:rPr>
     </w:lvl>
@@ -2273,7 +2262,7 @@
         <w:ind w:left="5040" w:hanging="360"/>
       </w:pPr>
       <w:rPr>
-        <w:rFonts w:ascii="Wingdings" w:hAnsi="Wingdings" w:hint="default"/>
+        <w:rFonts w:hint="default" w:ascii="Wingdings" w:hAnsi="Wingdings"/>
         <w:sz w:val="20"/>
       </w:rPr>
     </w:lvl>
@@ -2289,7 +2278,7 @@
         <w:ind w:left="5760" w:hanging="360"/>
       </w:pPr>
       <w:rPr>
-        <w:rFonts w:ascii="Wingdings" w:hAnsi="Wingdings" w:hint="default"/>
+        <w:rFonts w:hint="default" w:ascii="Wingdings" w:hAnsi="Wingdings"/>
         <w:sz w:val="20"/>
       </w:rPr>
     </w:lvl>
@@ -2305,7 +2294,7 @@
         <w:ind w:left="6480" w:hanging="360"/>
       </w:pPr>
       <w:rPr>
-        <w:rFonts w:ascii="Wingdings" w:hAnsi="Wingdings" w:hint="default"/>
+        <w:rFonts w:hint="default" w:ascii="Wingdings" w:hAnsi="Wingdings"/>
         <w:sz w:val="20"/>
       </w:rPr>
     </w:lvl>
@@ -2323,7 +2312,7 @@
         <w:ind w:left="720" w:hanging="360"/>
       </w:pPr>
       <w:rPr>
-        <w:rFonts w:ascii="Aptos" w:eastAsiaTheme="minorHAnsi" w:hAnsi="Aptos" w:cstheme="minorBidi" w:hint="default"/>
+        <w:rFonts w:hint="default" w:ascii="Aptos" w:hAnsi="Aptos" w:eastAsiaTheme="minorHAnsi" w:cstheme="minorBidi"/>
       </w:rPr>
     </w:lvl>
     <w:lvl w:ilvl="1" w:tplc="100C0003" w:tentative="1">
@@ -2335,7 +2324,7 @@
         <w:ind w:left="1440" w:hanging="360"/>
       </w:pPr>
       <w:rPr>
-        <w:rFonts w:ascii="Courier New" w:hAnsi="Courier New" w:cs="Courier New" w:hint="default"/>
+        <w:rFonts w:hint="default" w:ascii="Courier New" w:hAnsi="Courier New" w:cs="Courier New"/>
       </w:rPr>
     </w:lvl>
     <w:lvl w:ilvl="2" w:tplc="100C0005" w:tentative="1">
@@ -2347,7 +2336,7 @@
         <w:ind w:left="2160" w:hanging="360"/>
       </w:pPr>
       <w:rPr>
-        <w:rFonts w:ascii="Wingdings" w:hAnsi="Wingdings" w:hint="default"/>
+        <w:rFonts w:hint="default" w:ascii="Wingdings" w:hAnsi="Wingdings"/>
       </w:rPr>
     </w:lvl>
     <w:lvl w:ilvl="3" w:tplc="100C0001" w:tentative="1">
@@ -2359,7 +2348,7 @@
         <w:ind w:left="2880" w:hanging="360"/>
       </w:pPr>
       <w:rPr>
-        <w:rFonts w:ascii="Symbol" w:hAnsi="Symbol" w:hint="default"/>
+        <w:rFonts w:hint="default" w:ascii="Symbol" w:hAnsi="Symbol"/>
       </w:rPr>
     </w:lvl>
     <w:lvl w:ilvl="4" w:tplc="100C0003" w:tentative="1">
@@ -2371,7 +2360,7 @@
         <w:ind w:left="3600" w:hanging="360"/>
       </w:pPr>
       <w:rPr>
-        <w:rFonts w:ascii="Courier New" w:hAnsi="Courier New" w:cs="Courier New" w:hint="default"/>
+        <w:rFonts w:hint="default" w:ascii="Courier New" w:hAnsi="Courier New" w:cs="Courier New"/>
       </w:rPr>
     </w:lvl>
     <w:lvl w:ilvl="5" w:tplc="100C0005" w:tentative="1">
@@ -2383,7 +2372,7 @@
         <w:ind w:left="4320" w:hanging="360"/>
       </w:pPr>
       <w:rPr>
-        <w:rFonts w:ascii="Wingdings" w:hAnsi="Wingdings" w:hint="default"/>
+        <w:rFonts w:hint="default" w:ascii="Wingdings" w:hAnsi="Wingdings"/>
       </w:rPr>
     </w:lvl>
     <w:lvl w:ilvl="6" w:tplc="100C0001" w:tentative="1">
@@ -2395,7 +2384,7 @@
         <w:ind w:left="5040" w:hanging="360"/>
       </w:pPr>
       <w:rPr>
-        <w:rFonts w:ascii="Symbol" w:hAnsi="Symbol" w:hint="default"/>
+        <w:rFonts w:hint="default" w:ascii="Symbol" w:hAnsi="Symbol"/>
       </w:rPr>
     </w:lvl>
     <w:lvl w:ilvl="7" w:tplc="100C0003" w:tentative="1">
@@ -2407,7 +2396,7 @@
         <w:ind w:left="5760" w:hanging="360"/>
       </w:pPr>
       <w:rPr>
-        <w:rFonts w:ascii="Courier New" w:hAnsi="Courier New" w:cs="Courier New" w:hint="default"/>
+        <w:rFonts w:hint="default" w:ascii="Courier New" w:hAnsi="Courier New" w:cs="Courier New"/>
       </w:rPr>
     </w:lvl>
     <w:lvl w:ilvl="8" w:tplc="100C0005" w:tentative="1">
@@ -2419,7 +2408,7 @@
         <w:ind w:left="6480" w:hanging="360"/>
       </w:pPr>
       <w:rPr>
-        <w:rFonts w:ascii="Wingdings" w:hAnsi="Wingdings" w:hint="default"/>
+        <w:rFonts w:hint="default" w:ascii="Wingdings" w:hAnsi="Wingdings"/>
       </w:rPr>
     </w:lvl>
   </w:abstractNum>
@@ -2439,7 +2428,7 @@
         <w:ind w:left="720" w:hanging="360"/>
       </w:pPr>
       <w:rPr>
-        <w:rFonts w:ascii="Symbol" w:hAnsi="Symbol" w:hint="default"/>
+        <w:rFonts w:hint="default" w:ascii="Symbol" w:hAnsi="Symbol"/>
         <w:sz w:val="20"/>
       </w:rPr>
     </w:lvl>
@@ -2455,7 +2444,7 @@
         <w:ind w:left="1440" w:hanging="360"/>
       </w:pPr>
       <w:rPr>
-        <w:rFonts w:ascii="Courier New" w:hAnsi="Courier New" w:hint="default"/>
+        <w:rFonts w:hint="default" w:ascii="Courier New" w:hAnsi="Courier New"/>
         <w:sz w:val="20"/>
       </w:rPr>
     </w:lvl>
@@ -2471,7 +2460,7 @@
         <w:ind w:left="2160" w:hanging="360"/>
       </w:pPr>
       <w:rPr>
-        <w:rFonts w:ascii="Wingdings" w:hAnsi="Wingdings" w:hint="default"/>
+        <w:rFonts w:hint="default" w:ascii="Wingdings" w:hAnsi="Wingdings"/>
         <w:sz w:val="20"/>
       </w:rPr>
     </w:lvl>
@@ -2487,7 +2476,7 @@
         <w:ind w:left="2880" w:hanging="360"/>
       </w:pPr>
       <w:rPr>
-        <w:rFonts w:ascii="Wingdings" w:hAnsi="Wingdings" w:hint="default"/>
+        <w:rFonts w:hint="default" w:ascii="Wingdings" w:hAnsi="Wingdings"/>
         <w:sz w:val="20"/>
       </w:rPr>
     </w:lvl>
@@ -2503,7 +2492,7 @@
         <w:ind w:left="3600" w:hanging="360"/>
       </w:pPr>
       <w:rPr>
-        <w:rFonts w:ascii="Wingdings" w:hAnsi="Wingdings" w:hint="default"/>
+        <w:rFonts w:hint="default" w:ascii="Wingdings" w:hAnsi="Wingdings"/>
         <w:sz w:val="20"/>
       </w:rPr>
     </w:lvl>
@@ -2519,7 +2508,7 @@
         <w:ind w:left="4320" w:hanging="360"/>
       </w:pPr>
       <w:rPr>
-        <w:rFonts w:ascii="Wingdings" w:hAnsi="Wingdings" w:hint="default"/>
+        <w:rFonts w:hint="default" w:ascii="Wingdings" w:hAnsi="Wingdings"/>
         <w:sz w:val="20"/>
       </w:rPr>
     </w:lvl>
@@ -2535,7 +2524,7 @@
         <w:ind w:left="5040" w:hanging="360"/>
       </w:pPr>
       <w:rPr>
-        <w:rFonts w:ascii="Wingdings" w:hAnsi="Wingdings" w:hint="default"/>
+        <w:rFonts w:hint="default" w:ascii="Wingdings" w:hAnsi="Wingdings"/>
         <w:sz w:val="20"/>
       </w:rPr>
     </w:lvl>
@@ -2551,7 +2540,7 @@
         <w:ind w:left="5760" w:hanging="360"/>
       </w:pPr>
       <w:rPr>
-        <w:rFonts w:ascii="Wingdings" w:hAnsi="Wingdings" w:hint="default"/>
+        <w:rFonts w:hint="default" w:ascii="Wingdings" w:hAnsi="Wingdings"/>
         <w:sz w:val="20"/>
       </w:rPr>
     </w:lvl>
@@ -2567,7 +2556,7 @@
         <w:ind w:left="6480" w:hanging="360"/>
       </w:pPr>
       <w:rPr>
-        <w:rFonts w:ascii="Wingdings" w:hAnsi="Wingdings" w:hint="default"/>
+        <w:rFonts w:hint="default" w:ascii="Wingdings" w:hAnsi="Wingdings"/>
         <w:sz w:val="20"/>
       </w:rPr>
     </w:lvl>
@@ -2698,7 +2687,7 @@
         <w:ind w:left="720" w:hanging="360"/>
       </w:pPr>
       <w:rPr>
-        <w:rFonts w:ascii="Aptos" w:eastAsiaTheme="minorHAnsi" w:hAnsi="Aptos" w:cstheme="minorBidi" w:hint="default"/>
+        <w:rFonts w:hint="default" w:ascii="Aptos" w:hAnsi="Aptos" w:eastAsiaTheme="minorHAnsi" w:cstheme="minorBidi"/>
       </w:rPr>
     </w:lvl>
     <w:lvl w:ilvl="1" w:tplc="100C0003" w:tentative="1">
@@ -2710,7 +2699,7 @@
         <w:ind w:left="1440" w:hanging="360"/>
       </w:pPr>
       <w:rPr>
-        <w:rFonts w:ascii="Courier New" w:hAnsi="Courier New" w:cs="Courier New" w:hint="default"/>
+        <w:rFonts w:hint="default" w:ascii="Courier New" w:hAnsi="Courier New" w:cs="Courier New"/>
       </w:rPr>
     </w:lvl>
     <w:lvl w:ilvl="2" w:tplc="100C0005" w:tentative="1">
@@ -2722,7 +2711,7 @@
         <w:ind w:left="2160" w:hanging="360"/>
       </w:pPr>
       <w:rPr>
-        <w:rFonts w:ascii="Wingdings" w:hAnsi="Wingdings" w:hint="default"/>
+        <w:rFonts w:hint="default" w:ascii="Wingdings" w:hAnsi="Wingdings"/>
       </w:rPr>
     </w:lvl>
     <w:lvl w:ilvl="3" w:tplc="100C0001" w:tentative="1">
@@ -2734,7 +2723,7 @@
         <w:ind w:left="2880" w:hanging="360"/>
       </w:pPr>
       <w:rPr>
-        <w:rFonts w:ascii="Symbol" w:hAnsi="Symbol" w:hint="default"/>
+        <w:rFonts w:hint="default" w:ascii="Symbol" w:hAnsi="Symbol"/>
       </w:rPr>
     </w:lvl>
     <w:lvl w:ilvl="4" w:tplc="100C0003" w:tentative="1">
@@ -2746,7 +2735,7 @@
         <w:ind w:left="3600" w:hanging="360"/>
       </w:pPr>
       <w:rPr>
-        <w:rFonts w:ascii="Courier New" w:hAnsi="Courier New" w:cs="Courier New" w:hint="default"/>
+        <w:rFonts w:hint="default" w:ascii="Courier New" w:hAnsi="Courier New" w:cs="Courier New"/>
       </w:rPr>
     </w:lvl>
     <w:lvl w:ilvl="5" w:tplc="100C0005" w:tentative="1">
@@ -2758,7 +2747,7 @@
         <w:ind w:left="4320" w:hanging="360"/>
       </w:pPr>
       <w:rPr>
-        <w:rFonts w:ascii="Wingdings" w:hAnsi="Wingdings" w:hint="default"/>
+        <w:rFonts w:hint="default" w:ascii="Wingdings" w:hAnsi="Wingdings"/>
       </w:rPr>
     </w:lvl>
     <w:lvl w:ilvl="6" w:tplc="100C0001" w:tentative="1">
@@ -2770,7 +2759,7 @@
         <w:ind w:left="5040" w:hanging="360"/>
       </w:pPr>
       <w:rPr>
-        <w:rFonts w:ascii="Symbol" w:hAnsi="Symbol" w:hint="default"/>
+        <w:rFonts w:hint="default" w:ascii="Symbol" w:hAnsi="Symbol"/>
       </w:rPr>
     </w:lvl>
     <w:lvl w:ilvl="7" w:tplc="100C0003" w:tentative="1">
@@ -2782,7 +2771,7 @@
         <w:ind w:left="5760" w:hanging="360"/>
       </w:pPr>
       <w:rPr>
-        <w:rFonts w:ascii="Courier New" w:hAnsi="Courier New" w:cs="Courier New" w:hint="default"/>
+        <w:rFonts w:hint="default" w:ascii="Courier New" w:hAnsi="Courier New" w:cs="Courier New"/>
       </w:rPr>
     </w:lvl>
     <w:lvl w:ilvl="8" w:tplc="100C0005" w:tentative="1">
@@ -2794,7 +2783,7 @@
         <w:ind w:left="6480" w:hanging="360"/>
       </w:pPr>
       <w:rPr>
-        <w:rFonts w:ascii="Wingdings" w:hAnsi="Wingdings" w:hint="default"/>
+        <w:rFonts w:hint="default" w:ascii="Wingdings" w:hAnsi="Wingdings"/>
       </w:rPr>
     </w:lvl>
   </w:abstractNum>
@@ -2814,7 +2803,7 @@
         <w:ind w:left="720" w:hanging="360"/>
       </w:pPr>
       <w:rPr>
-        <w:rFonts w:ascii="Symbol" w:hAnsi="Symbol" w:hint="default"/>
+        <w:rFonts w:hint="default" w:ascii="Symbol" w:hAnsi="Symbol"/>
         <w:sz w:val="20"/>
       </w:rPr>
     </w:lvl>
@@ -2830,7 +2819,7 @@
         <w:ind w:left="1440" w:hanging="360"/>
       </w:pPr>
       <w:rPr>
-        <w:rFonts w:ascii="Courier New" w:hAnsi="Courier New" w:hint="default"/>
+        <w:rFonts w:hint="default" w:ascii="Courier New" w:hAnsi="Courier New"/>
         <w:sz w:val="20"/>
       </w:rPr>
     </w:lvl>
@@ -2846,7 +2835,7 @@
         <w:ind w:left="2160" w:hanging="360"/>
       </w:pPr>
       <w:rPr>
-        <w:rFonts w:ascii="Wingdings" w:hAnsi="Wingdings" w:hint="default"/>
+        <w:rFonts w:hint="default" w:ascii="Wingdings" w:hAnsi="Wingdings"/>
         <w:sz w:val="20"/>
       </w:rPr>
     </w:lvl>
@@ -2862,7 +2851,7 @@
         <w:ind w:left="2880" w:hanging="360"/>
       </w:pPr>
       <w:rPr>
-        <w:rFonts w:ascii="Wingdings" w:hAnsi="Wingdings" w:hint="default"/>
+        <w:rFonts w:hint="default" w:ascii="Wingdings" w:hAnsi="Wingdings"/>
         <w:sz w:val="20"/>
       </w:rPr>
     </w:lvl>
@@ -2878,7 +2867,7 @@
         <w:ind w:left="3600" w:hanging="360"/>
       </w:pPr>
       <w:rPr>
-        <w:rFonts w:ascii="Wingdings" w:hAnsi="Wingdings" w:hint="default"/>
+        <w:rFonts w:hint="default" w:ascii="Wingdings" w:hAnsi="Wingdings"/>
         <w:sz w:val="20"/>
       </w:rPr>
     </w:lvl>
@@ -2894,7 +2883,7 @@
         <w:ind w:left="4320" w:hanging="360"/>
       </w:pPr>
       <w:rPr>
-        <w:rFonts w:ascii="Wingdings" w:hAnsi="Wingdings" w:hint="default"/>
+        <w:rFonts w:hint="default" w:ascii="Wingdings" w:hAnsi="Wingdings"/>
         <w:sz w:val="20"/>
       </w:rPr>
     </w:lvl>
@@ -2910,7 +2899,7 @@
         <w:ind w:left="5040" w:hanging="360"/>
       </w:pPr>
       <w:rPr>
-        <w:rFonts w:ascii="Wingdings" w:hAnsi="Wingdings" w:hint="default"/>
+        <w:rFonts w:hint="default" w:ascii="Wingdings" w:hAnsi="Wingdings"/>
         <w:sz w:val="20"/>
       </w:rPr>
     </w:lvl>
@@ -2926,7 +2915,7 @@
         <w:ind w:left="5760" w:hanging="360"/>
       </w:pPr>
       <w:rPr>
-        <w:rFonts w:ascii="Wingdings" w:hAnsi="Wingdings" w:hint="default"/>
+        <w:rFonts w:hint="default" w:ascii="Wingdings" w:hAnsi="Wingdings"/>
         <w:sz w:val="20"/>
       </w:rPr>
     </w:lvl>
@@ -2942,7 +2931,7 @@
         <w:ind w:left="6480" w:hanging="360"/>
       </w:pPr>
       <w:rPr>
-        <w:rFonts w:ascii="Wingdings" w:hAnsi="Wingdings" w:hint="default"/>
+        <w:rFonts w:hint="default" w:ascii="Wingdings" w:hAnsi="Wingdings"/>
         <w:sz w:val="20"/>
       </w:rPr>
     </w:lvl>
@@ -2963,7 +2952,7 @@
         <w:ind w:left="720" w:hanging="360"/>
       </w:pPr>
       <w:rPr>
-        <w:rFonts w:ascii="Symbol" w:hAnsi="Symbol" w:hint="default"/>
+        <w:rFonts w:hint="default" w:ascii="Symbol" w:hAnsi="Symbol"/>
         <w:sz w:val="20"/>
       </w:rPr>
     </w:lvl>
@@ -2979,7 +2968,7 @@
         <w:ind w:left="1440" w:hanging="360"/>
       </w:pPr>
       <w:rPr>
-        <w:rFonts w:ascii="Courier New" w:hAnsi="Courier New" w:hint="default"/>
+        <w:rFonts w:hint="default" w:ascii="Courier New" w:hAnsi="Courier New"/>
         <w:sz w:val="20"/>
       </w:rPr>
     </w:lvl>
@@ -2995,7 +2984,7 @@
         <w:ind w:left="2160" w:hanging="360"/>
       </w:pPr>
       <w:rPr>
-        <w:rFonts w:ascii="Wingdings" w:hAnsi="Wingdings" w:hint="default"/>
+        <w:rFonts w:hint="default" w:ascii="Wingdings" w:hAnsi="Wingdings"/>
         <w:sz w:val="20"/>
       </w:rPr>
     </w:lvl>
@@ -3011,7 +3000,7 @@
         <w:ind w:left="2880" w:hanging="360"/>
       </w:pPr>
       <w:rPr>
-        <w:rFonts w:ascii="Wingdings" w:hAnsi="Wingdings" w:hint="default"/>
+        <w:rFonts w:hint="default" w:ascii="Wingdings" w:hAnsi="Wingdings"/>
         <w:sz w:val="20"/>
       </w:rPr>
     </w:lvl>
@@ -3027,7 +3016,7 @@
         <w:ind w:left="3600" w:hanging="360"/>
       </w:pPr>
       <w:rPr>
-        <w:rFonts w:ascii="Wingdings" w:hAnsi="Wingdings" w:hint="default"/>
+        <w:rFonts w:hint="default" w:ascii="Wingdings" w:hAnsi="Wingdings"/>
         <w:sz w:val="20"/>
       </w:rPr>
     </w:lvl>
@@ -3043,7 +3032,7 @@
         <w:ind w:left="4320" w:hanging="360"/>
       </w:pPr>
       <w:rPr>
-        <w:rFonts w:ascii="Wingdings" w:hAnsi="Wingdings" w:hint="default"/>
+        <w:rFonts w:hint="default" w:ascii="Wingdings" w:hAnsi="Wingdings"/>
         <w:sz w:val="20"/>
       </w:rPr>
     </w:lvl>
@@ -3059,7 +3048,7 @@
         <w:ind w:left="5040" w:hanging="360"/>
       </w:pPr>
       <w:rPr>
-        <w:rFonts w:ascii="Wingdings" w:hAnsi="Wingdings" w:hint="default"/>
+        <w:rFonts w:hint="default" w:ascii="Wingdings" w:hAnsi="Wingdings"/>
         <w:sz w:val="20"/>
       </w:rPr>
     </w:lvl>
@@ -3075,7 +3064,7 @@
         <w:ind w:left="5760" w:hanging="360"/>
       </w:pPr>
       <w:rPr>
-        <w:rFonts w:ascii="Wingdings" w:hAnsi="Wingdings" w:hint="default"/>
+        <w:rFonts w:hint="default" w:ascii="Wingdings" w:hAnsi="Wingdings"/>
         <w:sz w:val="20"/>
       </w:rPr>
     </w:lvl>
@@ -3091,7 +3080,7 @@
         <w:ind w:left="6480" w:hanging="360"/>
       </w:pPr>
       <w:rPr>
-        <w:rFonts w:ascii="Wingdings" w:hAnsi="Wingdings" w:hint="default"/>
+        <w:rFonts w:hint="default" w:ascii="Wingdings" w:hAnsi="Wingdings"/>
         <w:sz w:val="20"/>
       </w:rPr>
     </w:lvl>
@@ -3157,11 +3146,11 @@
 </file>
 
 <file path=word/styles.xml><?xml version="1.0" encoding="utf-8"?>
-<w:styles xmlns:mc="http://schemas.openxmlformats.org/markup-compatibility/2006" xmlns:r="http://schemas.openxmlformats.org/officeDocument/2006/relationships" xmlns:w="http://schemas.openxmlformats.org/wordprocessingml/2006/main" xmlns:w14="http://schemas.microsoft.com/office/word/2010/wordml" xmlns:w15="http://schemas.microsoft.com/office/word/2012/wordml" xmlns:w16cex="http://schemas.microsoft.com/office/word/2018/wordml/cex" xmlns:w16cid="http://schemas.microsoft.com/office/word/2016/wordml/cid" xmlns:w16="http://schemas.microsoft.com/office/word/2018/wordml" xmlns:w16sdtdh="http://schemas.microsoft.com/office/word/2020/wordml/sdtdatahash" xmlns:w16se="http://schemas.microsoft.com/office/word/2015/wordml/symex" mc:Ignorable="w14 w15 w16se w16cid w16 w16cex w16sdtdh">
+<w:styles xmlns:wp14="http://schemas.microsoft.com/office/word/2010/wordprocessingDrawing" xmlns:mc="http://schemas.openxmlformats.org/markup-compatibility/2006" xmlns:r="http://schemas.openxmlformats.org/officeDocument/2006/relationships" xmlns:w="http://schemas.openxmlformats.org/wordprocessingml/2006/main" xmlns:w14="http://schemas.microsoft.com/office/word/2010/wordml" xmlns:w15="http://schemas.microsoft.com/office/word/2012/wordml" xmlns:w16cex="http://schemas.microsoft.com/office/word/2018/wordml/cex" xmlns:w16cid="http://schemas.microsoft.com/office/word/2016/wordml/cid" xmlns:w16="http://schemas.microsoft.com/office/word/2018/wordml" xmlns:w16sdtdh="http://schemas.microsoft.com/office/word/2020/wordml/sdtdatahash" xmlns:w16se="http://schemas.microsoft.com/office/word/2015/wordml/symex" mc:Ignorable="w14 w15 w16se w16cid w16 w16cex w16sdtdh wp14">
   <w:docDefaults>
     <w:rPrDefault>
       <w:rPr>
-        <w:rFonts w:asciiTheme="minorHAnsi" w:eastAsiaTheme="minorHAnsi" w:hAnsiTheme="minorHAnsi" w:cstheme="minorBidi"/>
+        <w:rFonts w:asciiTheme="minorHAnsi" w:hAnsiTheme="minorHAnsi" w:eastAsiaTheme="minorHAnsi" w:cstheme="minorBidi"/>
         <w:kern w:val="2"/>
         <w:sz w:val="24"/>
         <w:szCs w:val="24"/>
@@ -3178,14 +3167,14 @@
   <w:latentStyles w:defLockedState="0" w:defUIPriority="99" w:defSemiHidden="0" w:defUnhideWhenUsed="0" w:defQFormat="0" w:count="376">
     <w:lsdException w:name="Normal" w:uiPriority="0" w:qFormat="1"/>
     <w:lsdException w:name="heading 1" w:uiPriority="9" w:qFormat="1"/>
-    <w:lsdException w:name="heading 2" w:semiHidden="1" w:uiPriority="9" w:unhideWhenUsed="1" w:qFormat="1"/>
-    <w:lsdException w:name="heading 3" w:semiHidden="1" w:uiPriority="9" w:unhideWhenUsed="1" w:qFormat="1"/>
-    <w:lsdException w:name="heading 4" w:semiHidden="1" w:uiPriority="9" w:unhideWhenUsed="1" w:qFormat="1"/>
-    <w:lsdException w:name="heading 5" w:semiHidden="1" w:uiPriority="9" w:unhideWhenUsed="1" w:qFormat="1"/>
-    <w:lsdException w:name="heading 6" w:semiHidden="1" w:uiPriority="9" w:unhideWhenUsed="1" w:qFormat="1"/>
-    <w:lsdException w:name="heading 7" w:semiHidden="1" w:uiPriority="9" w:unhideWhenUsed="1" w:qFormat="1"/>
-    <w:lsdException w:name="heading 8" w:semiHidden="1" w:uiPriority="9" w:unhideWhenUsed="1" w:qFormat="1"/>
-    <w:lsdException w:name="heading 9" w:semiHidden="1" w:uiPriority="9" w:unhideWhenUsed="1" w:qFormat="1"/>
+    <w:lsdException w:name="heading 2" w:uiPriority="9" w:semiHidden="1" w:unhideWhenUsed="1" w:qFormat="1"/>
+    <w:lsdException w:name="heading 3" w:uiPriority="9" w:semiHidden="1" w:unhideWhenUsed="1" w:qFormat="1"/>
+    <w:lsdException w:name="heading 4" w:uiPriority="9" w:semiHidden="1" w:unhideWhenUsed="1" w:qFormat="1"/>
+    <w:lsdException w:name="heading 5" w:uiPriority="9" w:semiHidden="1" w:unhideWhenUsed="1" w:qFormat="1"/>
+    <w:lsdException w:name="heading 6" w:uiPriority="9" w:semiHidden="1" w:unhideWhenUsed="1" w:qFormat="1"/>
+    <w:lsdException w:name="heading 7" w:uiPriority="9" w:semiHidden="1" w:unhideWhenUsed="1" w:qFormat="1"/>
+    <w:lsdException w:name="heading 8" w:uiPriority="9" w:semiHidden="1" w:unhideWhenUsed="1" w:qFormat="1"/>
+    <w:lsdException w:name="heading 9" w:uiPriority="9" w:semiHidden="1" w:unhideWhenUsed="1" w:qFormat="1"/>
     <w:lsdException w:name="index 1" w:semiHidden="1" w:unhideWhenUsed="1"/>
     <w:lsdException w:name="index 2" w:semiHidden="1" w:unhideWhenUsed="1"/>
     <w:lsdException w:name="index 3" w:semiHidden="1" w:unhideWhenUsed="1"/>
@@ -3195,22 +3184,22 @@
     <w:lsdException w:name="index 7" w:semiHidden="1" w:unhideWhenUsed="1"/>
     <w:lsdException w:name="index 8" w:semiHidden="1" w:unhideWhenUsed="1"/>
     <w:lsdException w:name="index 9" w:semiHidden="1" w:unhideWhenUsed="1"/>
-    <w:lsdException w:name="toc 1" w:semiHidden="1" w:uiPriority="39" w:unhideWhenUsed="1"/>
-    <w:lsdException w:name="toc 2" w:semiHidden="1" w:uiPriority="39" w:unhideWhenUsed="1"/>
-    <w:lsdException w:name="toc 3" w:semiHidden="1" w:uiPriority="39" w:unhideWhenUsed="1"/>
-    <w:lsdException w:name="toc 4" w:semiHidden="1" w:uiPriority="39" w:unhideWhenUsed="1"/>
-    <w:lsdException w:name="toc 5" w:semiHidden="1" w:uiPriority="39" w:unhideWhenUsed="1"/>
-    <w:lsdException w:name="toc 6" w:semiHidden="1" w:uiPriority="39" w:unhideWhenUsed="1"/>
-    <w:lsdException w:name="toc 7" w:semiHidden="1" w:uiPriority="39" w:unhideWhenUsed="1"/>
-    <w:lsdException w:name="toc 8" w:semiHidden="1" w:uiPriority="39" w:unhideWhenUsed="1"/>
-    <w:lsdException w:name="toc 9" w:semiHidden="1" w:uiPriority="39" w:unhideWhenUsed="1"/>
+    <w:lsdException w:name="toc 1" w:uiPriority="39" w:semiHidden="1" w:unhideWhenUsed="1"/>
+    <w:lsdException w:name="toc 2" w:uiPriority="39" w:semiHidden="1" w:unhideWhenUsed="1"/>
+    <w:lsdException w:name="toc 3" w:uiPriority="39" w:semiHidden="1" w:unhideWhenUsed="1"/>
+    <w:lsdException w:name="toc 4" w:uiPriority="39" w:semiHidden="1" w:unhideWhenUsed="1"/>
+    <w:lsdException w:name="toc 5" w:uiPriority="39" w:semiHidden="1" w:unhideWhenUsed="1"/>
+    <w:lsdException w:name="toc 6" w:uiPriority="39" w:semiHidden="1" w:unhideWhenUsed="1"/>
+    <w:lsdException w:name="toc 7" w:uiPriority="39" w:semiHidden="1" w:unhideWhenUsed="1"/>
+    <w:lsdException w:name="toc 8" w:uiPriority="39" w:semiHidden="1" w:unhideWhenUsed="1"/>
+    <w:lsdException w:name="toc 9" w:uiPriority="39" w:semiHidden="1" w:unhideWhenUsed="1"/>
     <w:lsdException w:name="Normal Indent" w:semiHidden="1" w:unhideWhenUsed="1"/>
     <w:lsdException w:name="footnote text" w:semiHidden="1" w:unhideWhenUsed="1"/>
     <w:lsdException w:name="annotation text" w:semiHidden="1" w:unhideWhenUsed="1"/>
     <w:lsdException w:name="header" w:semiHidden="1" w:unhideWhenUsed="1"/>
     <w:lsdException w:name="footer" w:semiHidden="1" w:unhideWhenUsed="1"/>
     <w:lsdException w:name="index heading" w:semiHidden="1" w:unhideWhenUsed="1"/>
-    <w:lsdException w:name="caption" w:semiHidden="1" w:uiPriority="35" w:unhideWhenUsed="1" w:qFormat="1"/>
+    <w:lsdException w:name="caption" w:uiPriority="35" w:semiHidden="1" w:unhideWhenUsed="1" w:qFormat="1"/>
     <w:lsdException w:name="table of figures" w:semiHidden="1" w:unhideWhenUsed="1"/>
     <w:lsdException w:name="envelope address" w:semiHidden="1" w:unhideWhenUsed="1"/>
     <w:lsdException w:name="envelope return" w:semiHidden="1" w:unhideWhenUsed="1"/>
@@ -3241,7 +3230,7 @@
     <w:lsdException w:name="Title" w:uiPriority="10" w:qFormat="1"/>
     <w:lsdException w:name="Closing" w:semiHidden="1" w:unhideWhenUsed="1"/>
     <w:lsdException w:name="Signature" w:semiHidden="1" w:unhideWhenUsed="1"/>
-    <w:lsdException w:name="Default Paragraph Font" w:semiHidden="1" w:uiPriority="1" w:unhideWhenUsed="1"/>
+    <w:lsdException w:name="Default Paragraph Font" w:uiPriority="1" w:semiHidden="1" w:unhideWhenUsed="1"/>
     <w:lsdException w:name="Body Text" w:semiHidden="1" w:unhideWhenUsed="1"/>
     <w:lsdException w:name="Body Text Indent" w:semiHidden="1" w:unhideWhenUsed="1"/>
     <w:lsdException w:name="List Continue" w:semiHidden="1" w:unhideWhenUsed="1"/>
@@ -3441,8 +3430,8 @@
     <w:lsdException w:name="Subtle Reference" w:uiPriority="31" w:qFormat="1"/>
     <w:lsdException w:name="Intense Reference" w:uiPriority="32" w:qFormat="1"/>
     <w:lsdException w:name="Book Title" w:uiPriority="33" w:qFormat="1"/>
-    <w:lsdException w:name="Bibliography" w:semiHidden="1" w:uiPriority="37" w:unhideWhenUsed="1"/>
-    <w:lsdException w:name="TOC Heading" w:semiHidden="1" w:uiPriority="39" w:unhideWhenUsed="1" w:qFormat="1"/>
+    <w:lsdException w:name="Bibliography" w:uiPriority="37" w:semiHidden="1" w:unhideWhenUsed="1"/>
+    <w:lsdException w:name="TOC Heading" w:uiPriority="39" w:semiHidden="1" w:unhideWhenUsed="1" w:qFormat="1"/>
     <w:lsdException w:name="Plain Table 1" w:uiPriority="41"/>
     <w:lsdException w:name="Plain Table 2" w:uiPriority="42"/>
     <w:lsdException w:name="Plain Table 3" w:uiPriority="43"/>
@@ -3553,7 +3542,7 @@
     <w:lsdException w:name="Unresolved Mention" w:semiHidden="1" w:unhideWhenUsed="1"/>
     <w:lsdException w:name="Smart Link" w:semiHidden="1" w:unhideWhenUsed="1"/>
   </w:latentStyles>
-  <w:style w:type="paragraph" w:default="1" w:styleId="Normal">
+  <w:style w:type="paragraph" w:styleId="Normal" w:default="1">
     <w:name w:val="Normal"/>
     <w:qFormat/>
   </w:style>
@@ -3572,7 +3561,7 @@
       <w:outlineLvl w:val="0"/>
     </w:pPr>
     <w:rPr>
-      <w:rFonts w:asciiTheme="majorHAnsi" w:eastAsiaTheme="majorEastAsia" w:hAnsiTheme="majorHAnsi" w:cstheme="majorBidi"/>
+      <w:rFonts w:asciiTheme="majorHAnsi" w:hAnsiTheme="majorHAnsi" w:eastAsiaTheme="majorEastAsia" w:cstheme="majorBidi"/>
       <w:color w:val="0F4761" w:themeColor="accent1" w:themeShade="BF"/>
       <w:sz w:val="40"/>
       <w:szCs w:val="40"/>
@@ -3595,7 +3584,7 @@
       <w:outlineLvl w:val="1"/>
     </w:pPr>
     <w:rPr>
-      <w:rFonts w:asciiTheme="majorHAnsi" w:eastAsiaTheme="majorEastAsia" w:hAnsiTheme="majorHAnsi" w:cstheme="majorBidi"/>
+      <w:rFonts w:asciiTheme="majorHAnsi" w:hAnsiTheme="majorHAnsi" w:eastAsiaTheme="majorEastAsia" w:cstheme="majorBidi"/>
       <w:color w:val="0F4761" w:themeColor="accent1" w:themeShade="BF"/>
       <w:sz w:val="32"/>
       <w:szCs w:val="32"/>
@@ -3756,12 +3745,12 @@
       <w:color w:val="272727" w:themeColor="text1" w:themeTint="D8"/>
     </w:rPr>
   </w:style>
-  <w:style w:type="character" w:default="1" w:styleId="Policepardfaut">
+  <w:style w:type="character" w:styleId="Policepardfaut" w:default="1">
     <w:name w:val="Default Paragraph Font"/>
     <w:uiPriority w:val="1"/>
     <w:unhideWhenUsed/>
   </w:style>
-  <w:style w:type="table" w:default="1" w:styleId="TableauNormal">
+  <w:style w:type="table" w:styleId="TableauNormal" w:default="1">
     <w:name w:val="Normal Table"/>
     <w:uiPriority w:val="99"/>
     <w:semiHidden/>
@@ -3776,26 +3765,26 @@
       </w:tblCellMar>
     </w:tblPr>
   </w:style>
-  <w:style w:type="numbering" w:default="1" w:styleId="Aucuneliste">
+  <w:style w:type="numbering" w:styleId="Aucuneliste" w:default="1">
     <w:name w:val="No List"/>
     <w:uiPriority w:val="99"/>
     <w:semiHidden/>
     <w:unhideWhenUsed/>
   </w:style>
-  <w:style w:type="character" w:customStyle="1" w:styleId="Titre1Car">
+  <w:style w:type="character" w:styleId="Titre1Car" w:customStyle="1">
     <w:name w:val="Titre 1 Car"/>
     <w:basedOn w:val="Policepardfaut"/>
     <w:link w:val="Titre1"/>
     <w:uiPriority w:val="9"/>
     <w:rsid w:val="00163A3F"/>
     <w:rPr>
-      <w:rFonts w:asciiTheme="majorHAnsi" w:eastAsiaTheme="majorEastAsia" w:hAnsiTheme="majorHAnsi" w:cstheme="majorBidi"/>
+      <w:rFonts w:asciiTheme="majorHAnsi" w:hAnsiTheme="majorHAnsi" w:eastAsiaTheme="majorEastAsia" w:cstheme="majorBidi"/>
       <w:color w:val="0F4761" w:themeColor="accent1" w:themeShade="BF"/>
       <w:sz w:val="40"/>
       <w:szCs w:val="40"/>
     </w:rPr>
   </w:style>
-  <w:style w:type="character" w:customStyle="1" w:styleId="Titre2Car">
+  <w:style w:type="character" w:styleId="Titre2Car" w:customStyle="1">
     <w:name w:val="Titre 2 Car"/>
     <w:basedOn w:val="Policepardfaut"/>
     <w:link w:val="Titre2"/>
@@ -3803,13 +3792,13 @@
     <w:semiHidden/>
     <w:rsid w:val="00163A3F"/>
     <w:rPr>
-      <w:rFonts w:asciiTheme="majorHAnsi" w:eastAsiaTheme="majorEastAsia" w:hAnsiTheme="majorHAnsi" w:cstheme="majorBidi"/>
+      <w:rFonts w:asciiTheme="majorHAnsi" w:hAnsiTheme="majorHAnsi" w:eastAsiaTheme="majorEastAsia" w:cstheme="majorBidi"/>
       <w:color w:val="0F4761" w:themeColor="accent1" w:themeShade="BF"/>
       <w:sz w:val="32"/>
       <w:szCs w:val="32"/>
     </w:rPr>
   </w:style>
-  <w:style w:type="character" w:customStyle="1" w:styleId="Titre3Car">
+  <w:style w:type="character" w:styleId="Titre3Car" w:customStyle="1">
     <w:name w:val="Titre 3 Car"/>
     <w:basedOn w:val="Policepardfaut"/>
     <w:link w:val="Titre3"/>
@@ -3823,7 +3812,7 @@
       <w:szCs w:val="28"/>
     </w:rPr>
   </w:style>
-  <w:style w:type="character" w:customStyle="1" w:styleId="Titre4Car">
+  <w:style w:type="character" w:styleId="Titre4Car" w:customStyle="1">
     <w:name w:val="Titre 4 Car"/>
     <w:basedOn w:val="Policepardfaut"/>
     <w:link w:val="Titre4"/>
@@ -3837,7 +3826,7 @@
       <w:color w:val="0F4761" w:themeColor="accent1" w:themeShade="BF"/>
     </w:rPr>
   </w:style>
-  <w:style w:type="character" w:customStyle="1" w:styleId="Titre5Car">
+  <w:style w:type="character" w:styleId="Titre5Car" w:customStyle="1">
     <w:name w:val="Titre 5 Car"/>
     <w:basedOn w:val="Policepardfaut"/>
     <w:link w:val="Titre5"/>
@@ -3849,7 +3838,7 @@
       <w:color w:val="0F4761" w:themeColor="accent1" w:themeShade="BF"/>
     </w:rPr>
   </w:style>
-  <w:style w:type="character" w:customStyle="1" w:styleId="Titre6Car">
+  <w:style w:type="character" w:styleId="Titre6Car" w:customStyle="1">
     <w:name w:val="Titre 6 Car"/>
     <w:basedOn w:val="Policepardfaut"/>
     <w:link w:val="Titre6"/>
@@ -3863,7 +3852,7 @@
       <w:color w:val="595959" w:themeColor="text1" w:themeTint="A6"/>
     </w:rPr>
   </w:style>
-  <w:style w:type="character" w:customStyle="1" w:styleId="Titre7Car">
+  <w:style w:type="character" w:styleId="Titre7Car" w:customStyle="1">
     <w:name w:val="Titre 7 Car"/>
     <w:basedOn w:val="Policepardfaut"/>
     <w:link w:val="Titre7"/>
@@ -3875,7 +3864,7 @@
       <w:color w:val="595959" w:themeColor="text1" w:themeTint="A6"/>
     </w:rPr>
   </w:style>
-  <w:style w:type="character" w:customStyle="1" w:styleId="Titre8Car">
+  <w:style w:type="character" w:styleId="Titre8Car" w:customStyle="1">
     <w:name w:val="Titre 8 Car"/>
     <w:basedOn w:val="Policepardfaut"/>
     <w:link w:val="Titre8"/>
@@ -3889,7 +3878,7 @@
       <w:color w:val="272727" w:themeColor="text1" w:themeTint="D8"/>
     </w:rPr>
   </w:style>
-  <w:style w:type="character" w:customStyle="1" w:styleId="Titre9Car">
+  <w:style w:type="character" w:styleId="Titre9Car" w:customStyle="1">
     <w:name w:val="Titre 9 Car"/>
     <w:basedOn w:val="Policepardfaut"/>
     <w:link w:val="Titre9"/>
@@ -3914,21 +3903,21 @@
       <w:contextualSpacing/>
     </w:pPr>
     <w:rPr>
-      <w:rFonts w:asciiTheme="majorHAnsi" w:eastAsiaTheme="majorEastAsia" w:hAnsiTheme="majorHAnsi" w:cstheme="majorBidi"/>
+      <w:rFonts w:asciiTheme="majorHAnsi" w:hAnsiTheme="majorHAnsi" w:eastAsiaTheme="majorEastAsia" w:cstheme="majorBidi"/>
       <w:spacing w:val="-10"/>
       <w:kern w:val="28"/>
       <w:sz w:val="56"/>
       <w:szCs w:val="56"/>
     </w:rPr>
   </w:style>
-  <w:style w:type="character" w:customStyle="1" w:styleId="TitreCar">
+  <w:style w:type="character" w:styleId="TitreCar" w:customStyle="1">
     <w:name w:val="Titre Car"/>
     <w:basedOn w:val="Policepardfaut"/>
     <w:link w:val="Titre"/>
     <w:uiPriority w:val="10"/>
     <w:rsid w:val="00163A3F"/>
     <w:rPr>
-      <w:rFonts w:asciiTheme="majorHAnsi" w:eastAsiaTheme="majorEastAsia" w:hAnsiTheme="majorHAnsi" w:cstheme="majorBidi"/>
+      <w:rFonts w:asciiTheme="majorHAnsi" w:hAnsiTheme="majorHAnsi" w:eastAsiaTheme="majorEastAsia" w:cstheme="majorBidi"/>
       <w:spacing w:val="-10"/>
       <w:kern w:val="28"/>
       <w:sz w:val="56"/>
@@ -3956,7 +3945,7 @@
       <w:szCs w:val="28"/>
     </w:rPr>
   </w:style>
-  <w:style w:type="character" w:customStyle="1" w:styleId="Sous-titreCar">
+  <w:style w:type="character" w:styleId="Sous-titreCar" w:customStyle="1">
     <w:name w:val="Sous-titre Car"/>
     <w:basedOn w:val="Policepardfaut"/>
     <w:link w:val="Sous-titre"/>
@@ -3988,7 +3977,7 @@
       <w:color w:val="404040" w:themeColor="text1" w:themeTint="BF"/>
     </w:rPr>
   </w:style>
-  <w:style w:type="character" w:customStyle="1" w:styleId="CitationCar">
+  <w:style w:type="character" w:styleId="CitationCar" w:customStyle="1">
     <w:name w:val="Citation Car"/>
     <w:basedOn w:val="Policepardfaut"/>
     <w:link w:val="Citation"/>
@@ -4033,8 +4022,8 @@
     <w:rsid w:val="00163A3F"/>
     <w:pPr>
       <w:pBdr>
-        <w:top w:val="single" w:sz="4" w:space="10" w:color="0F4761" w:themeColor="accent1" w:themeShade="BF"/>
-        <w:bottom w:val="single" w:sz="4" w:space="10" w:color="0F4761" w:themeColor="accent1" w:themeShade="BF"/>
+        <w:top w:val="single" w:color="0F4761" w:themeColor="accent1" w:themeShade="BF" w:sz="4" w:space="10"/>
+        <w:bottom w:val="single" w:color="0F4761" w:themeColor="accent1" w:themeShade="BF" w:sz="4" w:space="10"/>
       </w:pBdr>
       <w:spacing w:before="360" w:after="360"/>
       <w:ind w:left="864" w:right="864"/>
@@ -4046,7 +4035,7 @@
       <w:color w:val="0F4761" w:themeColor="accent1" w:themeShade="BF"/>
     </w:rPr>
   </w:style>
-  <w:style w:type="character" w:customStyle="1" w:styleId="CitationintenseCar">
+  <w:style w:type="character" w:styleId="CitationintenseCar" w:customStyle="1">
     <w:name w:val="Citation intense Car"/>
     <w:basedOn w:val="Policepardfaut"/>
     <w:link w:val="Citationintense"/>
@@ -4082,7 +4071,7 @@
       <w:spacing w:before="100" w:beforeAutospacing="1" w:after="100" w:afterAutospacing="1" w:line="240" w:lineRule="auto"/>
     </w:pPr>
     <w:rPr>
-      <w:rFonts w:ascii="Times New Roman" w:eastAsia="Times New Roman" w:hAnsi="Times New Roman" w:cs="Times New Roman"/>
+      <w:rFonts w:ascii="Times New Roman" w:hAnsi="Times New Roman" w:eastAsia="Times New Roman" w:cs="Times New Roman"/>
       <w:kern w:val="0"/>
       <w:lang w:eastAsia="fr-CH"/>
       <w14:ligatures w14:val="none"/>
@@ -4092,7 +4081,7 @@
 </file>
 
 <file path=word/theme/theme1.xml><?xml version="1.0" encoding="utf-8"?>
-<a:theme xmlns:a="http://schemas.openxmlformats.org/drawingml/2006/main" name="Thème Office">
+<a:theme xmlns:a="http://schemas.openxmlformats.org/drawingml/2006/main" xmlns:thm15="http://schemas.microsoft.com/office/thememl/2012/main" name="Thème Office">
   <a:themeElements>
     <a:clrScheme name="Office">
       <a:dk1>
